--- a/manual/KORbuild_Manual_de_teste.docx
+++ b/manual/KORbuild_Manual_de_teste.docx
@@ -9784,6 +9784,1634 @@
       </w:r>
       <w:r>
         <w:t xml:space="preserve"> as empresas de exemplo não têm logo, então o Excel mostra a sigla. Para ver com a logo, envie uma em Settings › Empresa (como Tom).</w:t>
+      </w:r>
+    </w:p>
+    <w:p>
+      <w:pPr>
+        <w:rPr>
+          <w:b/>
+          <w:bCs/>
+        </w:rPr>
+      </w:pPr>
+    </w:p>
+    <w:p>
+      <w:pPr>
+        <w:rPr>
+          <w:b/>
+          <w:bCs/>
+        </w:rPr>
+      </w:pPr>
+      <w:r>
+        <w:rPr>
+          <w:b/>
+          <w:bCs/>
+        </w:rPr>
+        <w:t xml:space="preserve">KORbuild Obras — Guia de teste</w:t>
+      </w:r>
+    </w:p>
+    <w:p>
+      <w:r>
+        <w:t xml:space="preserve">Este guia leva cerca de 15 minutos e testa o cadastro de obras: criar uma obra com o local e a cerca do ponto, começar o cronograma por um modelo de etapas, pausar a obra e transformar um projeto ganho do Measure em obra.</w:t>
+      </w:r>
+    </w:p>
+    <w:p>
+      <w:pPr>
+        <w:rPr>
+          <w:b/>
+          <w:bCs/>
+        </w:rPr>
+      </w:pPr>
+      <w:r>
+        <w:rPr>
+          <w:b/>
+          <w:bCs/>
+        </w:rPr>
+        <w:t xml:space="preserve">Antes de começar</w:t>
+      </w:r>
+    </w:p>
+    <w:p>
+      <w:r>
+        <w:rPr>
+          <w:b/>
+          <w:bCs/>
+        </w:rPr>
+        <w:t>Endereço do protótipo:</w:t>
+      </w:r>
+      <w:r>
+        <w:t xml:space="preserve"> </w:t>
+      </w:r>
+      <w:hyperlink r:id="rId10" w:history="1">
+        <w:r>
+          <w:rPr>
+            <w:rStyle w:val="Hyperlink"/>
+          </w:rPr>
+          <w:t>https://nardacci.github.io/KORbuildtech/</w:t>
+        </w:r>
+      </w:hyperlink>
+    </w:p>
+    <w:p>
+      <w:r>
+        <w:rPr>
+          <w:b/>
+          <w:bCs/>
+        </w:rPr>
+        <w:t xml:space="preserve">Idioma:</w:t>
+      </w:r>
+      <w:r>
+        <w:t xml:space="preserve"> o protótipo abre em inglês. Na tela de entrada, toque em </w:t>
+      </w:r>
+      <w:r>
+        <w:rPr>
+          <w:b/>
+          <w:bCs/>
+        </w:rPr>
+        <w:t xml:space="preserve">PT</w:t>
+      </w:r>
+      <w:r>
+        <w:t xml:space="preserve"> (acima de “Sign in”) para usar em português; os dados de exemplo são recriados em português. Depois, dá para trocar no menu do usuário › Idioma.</w:t>
+      </w:r>
+    </w:p>
+    <w:p>
+      <w:r>
+        <w:rPr>
+          <w:b/>
+          <w:bCs/>
+        </w:rPr>
+        <w:t xml:space="preserve">Aparelho:</w:t>
+      </w:r>
+      <w:r>
+        <w:t xml:space="preserve"> use o </w:t>
+      </w:r>
+      <w:r>
+        <w:rPr>
+          <w:b/>
+          <w:bCs/>
+        </w:rPr>
+        <w:t xml:space="preserve">computador</w:t>
+      </w:r>
+      <w:r>
+        <w:t xml:space="preserve"> (Chrome ou Edge). Para a parte 4, o celular ajuda, mas não é obrigatório.</w:t>
+      </w:r>
+    </w:p>
+    <w:p>
+      <w:r>
+        <w:rPr>
+          <w:b/>
+          <w:bCs/>
+        </w:rPr>
+        <w:t xml:space="preserve">Usuários de teste</w:t>
+      </w:r>
+      <w:r>
+        <w:t xml:space="preserve"> (sem senha):</w:t>
+      </w:r>
+    </w:p>
+    <w:tbl>
+      <w:tblPr>
+        <w:tblStyle w:val="Tabelacomgrade"/>
+        <w:tblW w:w="8642" w:type="dxa"/>
+        <w:tblLook w:val="04A0" w:firstRow="1" w:lastRow="0" w:firstColumn="1" w:lastColumn="0" w:noHBand="0" w:noVBand="1"/>
+      </w:tblPr>
+      <w:tblGrid>
+        <w:gridCol w:w="3100"/>
+        <w:gridCol w:w="2900"/>
+        <w:gridCol w:w="2642"/>
+      </w:tblGrid>
+      <w:tr>
+        <w:tc>
+          <w:tcPr>
+            <w:tcW w:w="3100" w:type="dxa"/>
+          </w:tcPr>
+          <w:p>
+            <w:pPr>
+              <w:spacing w:after="160" w:line="278" w:lineRule="auto"/>
+              <w:rPr>
+                <w:b/>
+                <w:bCs/>
+              </w:rPr>
+            </w:pPr>
+            <w:r>
+              <w:rPr>
+                <w:b/>
+                <w:bCs/>
+              </w:rPr>
+              <w:t xml:space="preserve">Quem</w:t>
+            </w:r>
+          </w:p>
+        </w:tc>
+        <w:tc>
+          <w:tcPr>
+            <w:tcW w:w="2900" w:type="dxa"/>
+          </w:tcPr>
+          <w:p>
+            <w:pPr>
+              <w:spacing w:after="160" w:line="278" w:lineRule="auto"/>
+              <w:rPr>
+                <w:b/>
+                <w:bCs/>
+              </w:rPr>
+            </w:pPr>
+            <w:r>
+              <w:rPr>
+                <w:b/>
+                <w:bCs/>
+              </w:rPr>
+              <w:t xml:space="preserve">E-mail</w:t>
+            </w:r>
+          </w:p>
+        </w:tc>
+        <w:tc>
+          <w:tcPr>
+            <w:tcW w:w="2642" w:type="dxa"/>
+          </w:tcPr>
+          <w:p>
+            <w:pPr>
+              <w:spacing w:after="160" w:line="278" w:lineRule="auto"/>
+              <w:rPr>
+                <w:b/>
+                <w:bCs/>
+              </w:rPr>
+            </w:pPr>
+            <w:r>
+              <w:rPr>
+                <w:b/>
+                <w:bCs/>
+              </w:rPr>
+              <w:t xml:space="preserve">Onde usa</w:t>
+            </w:r>
+          </w:p>
+        </w:tc>
+      </w:tr>
+      <w:tr>
+        <w:tc>
+          <w:tcPr>
+            <w:tcW w:w="3100" w:type="dxa"/>
+          </w:tcPr>
+          <w:p>
+            <w:pPr>
+              <w:spacing w:after="160" w:line="278" w:lineRule="auto"/>
+            </w:pPr>
+            <w:r>
+              <w:t xml:space="preserve">Tom Reilly, administrador da Northfield Framing &amp; Siding (prestadora)</w:t>
+            </w:r>
+          </w:p>
+        </w:tc>
+        <w:tc>
+          <w:tcPr>
+            <w:tcW w:w="2900" w:type="dxa"/>
+          </w:tcPr>
+          <w:p>
+            <w:pPr>
+              <w:spacing w:after="160" w:line="278" w:lineRule="auto"/>
+            </w:pPr>
+            <w:r>
+              <w:t xml:space="preserve">tom@prestadoraexemplo.com</w:t>
+            </w:r>
+          </w:p>
+        </w:tc>
+        <w:tc>
+          <w:tcPr>
+            <w:tcW w:w="2642" w:type="dxa"/>
+          </w:tcPr>
+          <w:p>
+            <w:pPr>
+              <w:spacing w:after="160" w:line="278" w:lineRule="auto"/>
+            </w:pPr>
+            <w:r>
+              <w:t xml:space="preserve">Computador: cadastra a obra e os modelos</w:t>
+            </w:r>
+          </w:p>
+        </w:tc>
+      </w:tr>
+      <w:tr>
+        <w:tc>
+          <w:tcPr>
+            <w:tcW w:w="3100" w:type="dxa"/>
+          </w:tcPr>
+          <w:p>
+            <w:pPr>
+              <w:spacing w:after="160" w:line="278" w:lineRule="auto"/>
+            </w:pPr>
+            <w:r>
+              <w:t xml:space="preserve">José Pereira, encarregado da Northfield</w:t>
+            </w:r>
+          </w:p>
+        </w:tc>
+        <w:tc>
+          <w:tcPr>
+            <w:tcW w:w="2900" w:type="dxa"/>
+          </w:tcPr>
+          <w:p>
+            <w:pPr>
+              <w:spacing w:after="160" w:line="278" w:lineRule="auto"/>
+            </w:pPr>
+            <w:r>
+              <w:t xml:space="preserve">jose@prestadoraexemplo.com</w:t>
+            </w:r>
+          </w:p>
+        </w:tc>
+        <w:tc>
+          <w:tcPr>
+            <w:tcW w:w="2642" w:type="dxa"/>
+          </w:tcPr>
+          <w:p>
+            <w:pPr>
+              <w:spacing w:after="160" w:line="278" w:lineRule="auto"/>
+            </w:pPr>
+            <w:r>
+              <w:t xml:space="preserve">Celular ou computador: vê as obras no campo</w:t>
+            </w:r>
+          </w:p>
+        </w:tc>
+      </w:tr>
+      <w:tr>
+        <w:tc>
+          <w:tcPr>
+            <w:tcW w:w="3100" w:type="dxa"/>
+          </w:tcPr>
+          <w:p>
+            <w:pPr>
+              <w:spacing w:after="160" w:line="278" w:lineRule="auto"/>
+            </w:pPr>
+            <w:r>
+              <w:t xml:space="preserve">Ana Ribeiro, administradora da Construtora Exemplo</w:t>
+            </w:r>
+          </w:p>
+        </w:tc>
+        <w:tc>
+          <w:tcPr>
+            <w:tcW w:w="2900" w:type="dxa"/>
+          </w:tcPr>
+          <w:p>
+            <w:pPr>
+              <w:spacing w:after="160" w:line="278" w:lineRule="auto"/>
+            </w:pPr>
+            <w:r>
+              <w:t xml:space="preserve">ana@construtoraexemplo.com</w:t>
+            </w:r>
+          </w:p>
+        </w:tc>
+        <w:tc>
+          <w:tcPr>
+            <w:tcW w:w="2642" w:type="dxa"/>
+          </w:tcPr>
+          <w:p>
+            <w:pPr>
+              <w:spacing w:after="160" w:line="278" w:lineRule="auto"/>
+            </w:pPr>
+            <w:r>
+              <w:t xml:space="preserve">Computador: começa um cronograma por um modelo</w:t>
+            </w:r>
+          </w:p>
+        </w:tc>
+      </w:tr>
+    </w:tbl>
+    <w:p>
+      <w:r>
+        <w:rPr>
+          <w:b/>
+          <w:bCs/>
+        </w:rPr>
+        <w:t xml:space="preserve">O que é simulado:</w:t>
+      </w:r>
+    </w:p>
+    <w:p>
+      <w:pPr>
+        <w:numPr>
+          <w:ilvl w:val="0"/>
+          <w:numId w:val="13"/>
+        </w:numPr>
+      </w:pPr>
+      <w:r>
+        <w:t xml:space="preserve">Os dados ficam só no navegador do aparelho. Para trocar de usuário: menu do usuário › Sair.</w:t>
+      </w:r>
+    </w:p>
+    <w:p>
+      <w:pPr>
+        <w:numPr>
+          <w:ilvl w:val="0"/>
+          <w:numId w:val="13"/>
+        </w:numPr>
+      </w:pPr>
+      <w:r>
+        <w:t xml:space="preserve">O mapa precisa de internet para mostrar as ruas. Sem internet, dá para digitar a latitude e a longitude.</w:t>
+      </w:r>
+    </w:p>
+    <w:p>
+      <w:pPr>
+        <w:numPr>
+          <w:ilvl w:val="0"/>
+          <w:numId w:val="13"/>
+        </w:numPr>
+      </w:pPr>
+      <w:r>
+        <w:t xml:space="preserve">Para voltar ao início: menu do usuário › Recomeçar demonstração.</w:t>
+      </w:r>
+    </w:p>
+    <w:p>
+      <w:pPr>
+        <w:rPr>
+          <w:b/>
+          <w:bCs/>
+        </w:rPr>
+      </w:pPr>
+      <w:r>
+        <w:rPr>
+          <w:b/>
+          <w:bCs/>
+        </w:rPr>
+        <w:t xml:space="preserve">Roteiro de teste</w:t>
+      </w:r>
+    </w:p>
+    <w:p>
+      <w:r>
+        <w:t xml:space="preserve">As partes 1 a 3 e 5 são do Tom; a parte 4 é do José; a parte 6, da Ana. Siga na ordem, no mesmo navegador. Se algo for diferente do esperado, anote na tabela de Retorno com o número da parte.</w:t>
+      </w:r>
+    </w:p>
+    <w:p>
+      <w:pPr>
+        <w:rPr>
+          <w:b/>
+          <w:bCs/>
+        </w:rPr>
+      </w:pPr>
+      <w:r>
+        <w:rPr>
+          <w:b/>
+          <w:bCs/>
+        </w:rPr>
+        <w:t xml:space="preserve">Parte 1 — Modelos de etapas (Tom)</w:t>
+      </w:r>
+    </w:p>
+    <w:p>
+      <w:pPr>
+        <w:numPr>
+          <w:ilvl w:val="0"/>
+          <w:numId w:val="51"/>
+        </w:numPr>
+      </w:pPr>
+      <w:r>
+        <w:t xml:space="preserve">Entre como tom@prestadoraexemplo.com e abra Settings › Obras › Modelos de etapas.</w:t>
+      </w:r>
+    </w:p>
+    <w:p>
+      <w:pPr>
+        <w:numPr>
+          <w:ilvl w:val="1"/>
+          <w:numId w:val="51"/>
+        </w:numPr>
+      </w:pPr>
+      <w:r>
+        <w:rPr>
+          <w:i/>
+          <w:iCs/>
+        </w:rPr>
+        <w:t xml:space="preserve">Esperado:</w:t>
+      </w:r>
+      <w:r>
+        <w:t xml:space="preserve"> os modelos “Framing + siding (casa)” e “Só siding”, cada etapa com a sua parte do prazo (%).</w:t>
+      </w:r>
+    </w:p>
+    <w:p>
+      <w:pPr>
+        <w:numPr>
+          <w:ilvl w:val="0"/>
+          <w:numId w:val="51"/>
+        </w:numPr>
+      </w:pPr>
+      <w:r>
+        <w:t xml:space="preserve">Toque em Novo modelo. Dê um nome, inclua duas etapas com 50% e 30% e salve.</w:t>
+      </w:r>
+    </w:p>
+    <w:p>
+      <w:pPr>
+        <w:numPr>
+          <w:ilvl w:val="1"/>
+          <w:numId w:val="51"/>
+        </w:numPr>
+      </w:pPr>
+      <w:r>
+        <w:rPr>
+          <w:i/>
+          <w:iCs/>
+        </w:rPr>
+        <w:t xml:space="preserve">Esperado:</w:t>
+      </w:r>
+      <w:r>
+        <w:t xml:space="preserve"> a soma aparece enquanto você digita, e o sistema não salva porque não chega a 100%.</w:t>
+      </w:r>
+    </w:p>
+    <w:p>
+      <w:pPr>
+        <w:numPr>
+          <w:ilvl w:val="0"/>
+          <w:numId w:val="51"/>
+        </w:numPr>
+      </w:pPr>
+      <w:r>
+        <w:t xml:space="preserve">Corrija para 50% e 50% e salve.</w:t>
+      </w:r>
+    </w:p>
+    <w:p>
+      <w:pPr>
+        <w:numPr>
+          <w:ilvl w:val="1"/>
+          <w:numId w:val="51"/>
+        </w:numPr>
+      </w:pPr>
+      <w:r>
+        <w:rPr>
+          <w:i/>
+          <w:iCs/>
+        </w:rPr>
+        <w:t xml:space="preserve">Esperado:</w:t>
+      </w:r>
+      <w:r>
+        <w:t xml:space="preserve"> o modelo novo aparece na lista.</w:t>
+      </w:r>
+    </w:p>
+    <w:p>
+      <w:pPr>
+        <w:rPr>
+          <w:b/>
+          <w:bCs/>
+        </w:rPr>
+      </w:pPr>
+      <w:r>
+        <w:rPr>
+          <w:b/>
+          <w:bCs/>
+        </w:rPr>
+        <w:t xml:space="preserve">Parte 2 — Nova obra (Tom)</w:t>
+      </w:r>
+    </w:p>
+    <w:p>
+      <w:pPr>
+        <w:numPr>
+          <w:ilvl w:val="0"/>
+          <w:numId w:val="52"/>
+        </w:numPr>
+      </w:pPr>
+      <w:r>
+        <w:t xml:space="preserve">Abra o Daily › Obras e toque em Nova obra.</w:t>
+      </w:r>
+    </w:p>
+    <w:p>
+      <w:pPr>
+        <w:numPr>
+          <w:ilvl w:val="1"/>
+          <w:numId w:val="52"/>
+        </w:numPr>
+      </w:pPr>
+      <w:r>
+        <w:rPr>
+          <w:i/>
+          <w:iCs/>
+        </w:rPr>
+        <w:t xml:space="preserve">Esperado:</w:t>
+      </w:r>
+      <w:r>
+        <w:t xml:space="preserve"> abre o cadastro (o mesmo de Settings › Obras).</w:t>
+      </w:r>
+    </w:p>
+    <w:p>
+      <w:pPr>
+        <w:numPr>
+          <w:ilvl w:val="0"/>
+          <w:numId w:val="52"/>
+        </w:numPr>
+      </w:pPr>
+      <w:r>
+        <w:t xml:space="preserve">Toque em Criar obra sem preencher nada.</w:t>
+      </w:r>
+    </w:p>
+    <w:p>
+      <w:pPr>
+        <w:numPr>
+          <w:ilvl w:val="1"/>
+          <w:numId w:val="52"/>
+        </w:numPr>
+      </w:pPr>
+      <w:r>
+        <w:rPr>
+          <w:i/>
+          <w:iCs/>
+        </w:rPr>
+        <w:t xml:space="preserve">Esperado:</w:t>
+      </w:r>
+      <w:r>
+        <w:t xml:space="preserve"> o sistema diz o que falta, um campo de cada vez.</w:t>
+      </w:r>
+    </w:p>
+    <w:p>
+      <w:pPr>
+        <w:numPr>
+          <w:ilvl w:val="0"/>
+          <w:numId w:val="52"/>
+        </w:numPr>
+      </w:pPr>
+      <w:r>
+        <w:t xml:space="preserve">Preencha o nome, escolha o contratante, a cidade e o estado.</w:t>
+      </w:r>
+    </w:p>
+    <w:p>
+      <w:pPr>
+        <w:numPr>
+          <w:ilvl w:val="0"/>
+          <w:numId w:val="52"/>
+        </w:numPr>
+      </w:pPr>
+      <w:r>
+        <w:t xml:space="preserve">Clique no mapa onde fica a obra (ou toque em Usar a localização atual).</w:t>
+      </w:r>
+    </w:p>
+    <w:p>
+      <w:pPr>
+        <w:numPr>
+          <w:ilvl w:val="1"/>
+          <w:numId w:val="52"/>
+        </w:numPr>
+      </w:pPr>
+      <w:r>
+        <w:rPr>
+          <w:i/>
+          <w:iCs/>
+        </w:rPr>
+        <w:t xml:space="preserve">Esperado:</w:t>
+      </w:r>
+      <w:r>
+        <w:t xml:space="preserve"> aparece o pino e o círculo da cerca do ponto; latitude e longitude são preenchidas.</w:t>
+      </w:r>
+    </w:p>
+    <w:p>
+      <w:pPr>
+        <w:numPr>
+          <w:ilvl w:val="0"/>
+          <w:numId w:val="52"/>
+        </w:numPr>
+      </w:pPr>
+      <w:r>
+        <w:t xml:space="preserve">Mude o Raio da cerca para 300.</w:t>
+      </w:r>
+    </w:p>
+    <w:p>
+      <w:pPr>
+        <w:numPr>
+          <w:ilvl w:val="1"/>
+          <w:numId w:val="52"/>
+        </w:numPr>
+      </w:pPr>
+      <w:r>
+        <w:rPr>
+          <w:i/>
+          <w:iCs/>
+        </w:rPr>
+        <w:t xml:space="preserve">Esperado:</w:t>
+      </w:r>
+      <w:r>
+        <w:t xml:space="preserve"> o círculo do mapa cresce.</w:t>
+      </w:r>
+    </w:p>
+    <w:p>
+      <w:pPr>
+        <w:numPr>
+          <w:ilvl w:val="0"/>
+          <w:numId w:val="52"/>
+        </w:numPr>
+      </w:pPr>
+      <w:r>
+        <w:t xml:space="preserve">Escolha o início, o prazo e quem preenche o diário (José). Em Cronograma, deixe “Framing + siding (casa)”.</w:t>
+      </w:r>
+    </w:p>
+    <w:p>
+      <w:pPr>
+        <w:numPr>
+          <w:ilvl w:val="1"/>
+          <w:numId w:val="52"/>
+        </w:numPr>
+      </w:pPr>
+      <w:r>
+        <w:rPr>
+          <w:i/>
+          <w:iCs/>
+        </w:rPr>
+        <w:t xml:space="preserve">Esperado:</w:t>
+      </w:r>
+      <w:r>
+        <w:t xml:space="preserve"> a prévia mostra as 7 etapas com as datas, dividindo o período entre o início e o prazo.</w:t>
+      </w:r>
+    </w:p>
+    <w:p>
+      <w:pPr>
+        <w:numPr>
+          <w:ilvl w:val="0"/>
+          <w:numId w:val="52"/>
+        </w:numPr>
+      </w:pPr>
+      <w:r>
+        <w:t xml:space="preserve">Toque em Criar obra.</w:t>
+      </w:r>
+    </w:p>
+    <w:p>
+      <w:pPr>
+        <w:numPr>
+          <w:ilvl w:val="1"/>
+          <w:numId w:val="52"/>
+        </w:numPr>
+      </w:pPr>
+      <w:r>
+        <w:rPr>
+          <w:i/>
+          <w:iCs/>
+        </w:rPr>
+        <w:t xml:space="preserve">Esperado:</w:t>
+      </w:r>
+      <w:r>
+        <w:t xml:space="preserve"> abre a obra no Daily; o cartão do cronograma já mostra as etapas.</w:t>
+      </w:r>
+    </w:p>
+    <w:p>
+      <w:pPr>
+        <w:rPr>
+          <w:b/>
+          <w:bCs/>
+        </w:rPr>
+      </w:pPr>
+      <w:r>
+        <w:rPr>
+          <w:b/>
+          <w:bCs/>
+        </w:rPr>
+        <w:t xml:space="preserve">Parte 3 — Cronograma da obra nova (Tom)</w:t>
+      </w:r>
+    </w:p>
+    <w:p>
+      <w:pPr>
+        <w:numPr>
+          <w:ilvl w:val="0"/>
+          <w:numId w:val="53"/>
+        </w:numPr>
+      </w:pPr>
+      <w:r>
+        <w:t xml:space="preserve">Abra o cronograma da obra.</w:t>
+      </w:r>
+    </w:p>
+    <w:p>
+      <w:pPr>
+        <w:numPr>
+          <w:ilvl w:val="1"/>
+          <w:numId w:val="53"/>
+        </w:numPr>
+      </w:pPr>
+      <w:r>
+        <w:rPr>
+          <w:i/>
+          <w:iCs/>
+        </w:rPr>
+        <w:t xml:space="preserve">Esperado:</w:t>
+      </w:r>
+      <w:r>
+        <w:t xml:space="preserve"> as 7 etapas em sequência no gráfico, a última terminando no prazo, e a primeira linha de base já salva.</w:t>
+      </w:r>
+    </w:p>
+    <w:p>
+      <w:pPr>
+        <w:numPr>
+          <w:ilvl w:val="0"/>
+          <w:numId w:val="53"/>
+        </w:numPr>
+      </w:pPr>
+      <w:r>
+        <w:t xml:space="preserve">Volte para a obra e toque em Editar a obra.</w:t>
+      </w:r>
+    </w:p>
+    <w:p>
+      <w:pPr>
+        <w:numPr>
+          <w:ilvl w:val="1"/>
+          <w:numId w:val="53"/>
+        </w:numPr>
+      </w:pPr>
+      <w:r>
+        <w:rPr>
+          <w:i/>
+          <w:iCs/>
+        </w:rPr>
+        <w:t xml:space="preserve">Esperado:</w:t>
+      </w:r>
+      <w:r>
+        <w:t xml:space="preserve"> o cadastro abre com tudo o que foi preenchido.</w:t>
+      </w:r>
+    </w:p>
+    <w:p>
+      <w:pPr>
+        <w:rPr>
+          <w:b/>
+          <w:bCs/>
+        </w:rPr>
+      </w:pPr>
+      <w:r>
+        <w:rPr>
+          <w:b/>
+          <w:bCs/>
+        </w:rPr>
+        <w:t xml:space="preserve">Parte 4 — O que o campo vê (José)</w:t>
+      </w:r>
+    </w:p>
+    <w:p>
+      <w:pPr>
+        <w:numPr>
+          <w:ilvl w:val="0"/>
+          <w:numId w:val="54"/>
+        </w:numPr>
+      </w:pPr>
+      <w:r>
+        <w:t xml:space="preserve">Saia e entre como jose@prestadoraexemplo.com.</w:t>
+      </w:r>
+    </w:p>
+    <w:p>
+      <w:pPr>
+        <w:numPr>
+          <w:ilvl w:val="1"/>
+          <w:numId w:val="54"/>
+        </w:numPr>
+      </w:pPr>
+      <w:r>
+        <w:rPr>
+          <w:i/>
+          <w:iCs/>
+        </w:rPr>
+        <w:t xml:space="preserve">Esperado:</w:t>
+      </w:r>
+      <w:r>
+        <w:t xml:space="preserve"> a obra nova aparece na lista do dia. Antes da data de início, ela não cobra o diário.</w:t>
+      </w:r>
+    </w:p>
+    <w:p>
+      <w:pPr>
+        <w:numPr>
+          <w:ilvl w:val="0"/>
+          <w:numId w:val="54"/>
+        </w:numPr>
+      </w:pPr>
+      <w:r>
+        <w:t xml:space="preserve">Abra o Crew e bata a entrada.</w:t>
+      </w:r>
+    </w:p>
+    <w:p>
+      <w:pPr>
+        <w:numPr>
+          <w:ilvl w:val="1"/>
+          <w:numId w:val="54"/>
+        </w:numPr>
+      </w:pPr>
+      <w:r>
+        <w:rPr>
+          <w:i/>
+          <w:iCs/>
+        </w:rPr>
+        <w:t xml:space="preserve">Esperado:</w:t>
+      </w:r>
+      <w:r>
+        <w:t xml:space="preserve"> a obra nova está na lista de obras do ponto.</w:t>
+      </w:r>
+    </w:p>
+    <w:p>
+      <w:pPr>
+        <w:rPr>
+          <w:b/>
+          <w:bCs/>
+        </w:rPr>
+      </w:pPr>
+      <w:r>
+        <w:rPr>
+          <w:b/>
+          <w:bCs/>
+        </w:rPr>
+        <w:t xml:space="preserve">Parte 5 — Pausar a obra (Tom)</w:t>
+      </w:r>
+    </w:p>
+    <w:p>
+      <w:pPr>
+        <w:numPr>
+          <w:ilvl w:val="0"/>
+          <w:numId w:val="55"/>
+        </w:numPr>
+      </w:pPr>
+      <w:r>
+        <w:t xml:space="preserve">Saia e entre como Tom. Em Editar a obra, mude a Situação para Paralisada e salve.</w:t>
+      </w:r>
+    </w:p>
+    <w:p>
+      <w:pPr>
+        <w:numPr>
+          <w:ilvl w:val="1"/>
+          <w:numId w:val="55"/>
+        </w:numPr>
+      </w:pPr>
+      <w:r>
+        <w:rPr>
+          <w:i/>
+          <w:iCs/>
+        </w:rPr>
+        <w:t xml:space="preserve">Esperado:</w:t>
+      </w:r>
+      <w:r>
+        <w:t xml:space="preserve"> a obra mostra o aviso de obra paralisada.</w:t>
+      </w:r>
+    </w:p>
+    <w:p>
+      <w:pPr>
+        <w:numPr>
+          <w:ilvl w:val="0"/>
+          <w:numId w:val="55"/>
+        </w:numPr>
+      </w:pPr>
+      <w:r>
+        <w:t xml:space="preserve">Abra o Daily › Obras.</w:t>
+      </w:r>
+    </w:p>
+    <w:p>
+      <w:pPr>
+        <w:numPr>
+          <w:ilvl w:val="1"/>
+          <w:numId w:val="55"/>
+        </w:numPr>
+      </w:pPr>
+      <w:r>
+        <w:rPr>
+          <w:i/>
+          <w:iCs/>
+        </w:rPr>
+        <w:t xml:space="preserve">Esperado:</w:t>
+      </w:r>
+      <w:r>
+        <w:t xml:space="preserve"> a obra sai da lista de obras em andamento e aparece em Paralisadas e concluídas.</w:t>
+      </w:r>
+    </w:p>
+    <w:p>
+      <w:pPr>
+        <w:numPr>
+          <w:ilvl w:val="0"/>
+          <w:numId w:val="55"/>
+        </w:numPr>
+      </w:pPr>
+      <w:r>
+        <w:t xml:space="preserve">Entre como José.</w:t>
+      </w:r>
+    </w:p>
+    <w:p>
+      <w:pPr>
+        <w:numPr>
+          <w:ilvl w:val="1"/>
+          <w:numId w:val="55"/>
+        </w:numPr>
+      </w:pPr>
+      <w:r>
+        <w:rPr>
+          <w:i/>
+          <w:iCs/>
+        </w:rPr>
+        <w:t xml:space="preserve">Esperado:</w:t>
+      </w:r>
+      <w:r>
+        <w:t xml:space="preserve"> a obra paralisada não aparece mais no campo nem no ponto.</w:t>
+      </w:r>
+    </w:p>
+    <w:p>
+      <w:pPr>
+        <w:numPr>
+          <w:ilvl w:val="0"/>
+          <w:numId w:val="55"/>
+        </w:numPr>
+      </w:pPr>
+      <w:r>
+        <w:t xml:space="preserve">Entre como Tom e abra Settings › Auditoria.</w:t>
+      </w:r>
+    </w:p>
+    <w:p>
+      <w:pPr>
+        <w:numPr>
+          <w:ilvl w:val="1"/>
+          <w:numId w:val="55"/>
+        </w:numPr>
+      </w:pPr>
+      <w:r>
+        <w:rPr>
+          <w:i/>
+          <w:iCs/>
+        </w:rPr>
+        <w:t xml:space="preserve">Esperado:</w:t>
+      </w:r>
+      <w:r>
+        <w:t xml:space="preserve"> a criação da obra e a mudança de situação estão registradas.</w:t>
+      </w:r>
+    </w:p>
+    <w:p>
+      <w:pPr>
+        <w:numPr>
+          <w:ilvl w:val="0"/>
+          <w:numId w:val="55"/>
+        </w:numPr>
+      </w:pPr>
+      <w:r>
+        <w:t xml:space="preserve">Abra o Measure › Reforma de cozinha · Mitchell (situação Ganha).</w:t>
+      </w:r>
+    </w:p>
+    <w:p>
+      <w:pPr>
+        <w:numPr>
+          <w:ilvl w:val="1"/>
+          <w:numId w:val="55"/>
+        </w:numPr>
+      </w:pPr>
+      <w:r>
+        <w:rPr>
+          <w:i/>
+          <w:iCs/>
+        </w:rPr>
+        <w:t xml:space="preserve">Esperado:</w:t>
+      </w:r>
+      <w:r>
+        <w:t xml:space="preserve"> aparece o aviso Projeto ganho com o botão Criar obra a partir deste projeto.</w:t>
+      </w:r>
+    </w:p>
+    <w:p>
+      <w:pPr>
+        <w:numPr>
+          <w:ilvl w:val="0"/>
+          <w:numId w:val="55"/>
+        </w:numPr>
+      </w:pPr>
+      <w:r>
+        <w:t xml:space="preserve">Toque no botão.</w:t>
+      </w:r>
+    </w:p>
+    <w:p>
+      <w:pPr>
+        <w:numPr>
+          <w:ilvl w:val="1"/>
+          <w:numId w:val="55"/>
+        </w:numPr>
+      </w:pPr>
+      <w:r>
+        <w:rPr>
+          <w:i/>
+          <w:iCs/>
+        </w:rPr>
+        <w:t xml:space="preserve">Esperado:</w:t>
+      </w:r>
+      <w:r>
+        <w:t xml:space="preserve"> o cadastro vem com o nome, o endereço e o contratante do projeto. Marque o local, escolha o responsável e crie.</w:t>
+      </w:r>
+    </w:p>
+    <w:p>
+      <w:pPr>
+        <w:numPr>
+          <w:ilvl w:val="0"/>
+          <w:numId w:val="55"/>
+        </w:numPr>
+      </w:pPr>
+      <w:r>
+        <w:t xml:space="preserve">Volte ao projeto.</w:t>
+      </w:r>
+    </w:p>
+    <w:p>
+      <w:pPr>
+        <w:numPr>
+          <w:ilvl w:val="1"/>
+          <w:numId w:val="55"/>
+        </w:numPr>
+      </w:pPr>
+      <w:r>
+        <w:rPr>
+          <w:i/>
+          <w:iCs/>
+        </w:rPr>
+        <w:t xml:space="preserve">Esperado:</w:t>
+      </w:r>
+      <w:r>
+        <w:t xml:space="preserve"> em Obra vinculada aparece a obra criada, e o botão some.</w:t>
+      </w:r>
+    </w:p>
+    <w:p>
+      <w:pPr>
+        <w:rPr>
+          <w:b/>
+          <w:bCs/>
+        </w:rPr>
+      </w:pPr>
+      <w:r>
+        <w:rPr>
+          <w:b/>
+          <w:bCs/>
+        </w:rPr>
+        <w:t xml:space="preserve">Parte 6 — Começar um cronograma por um modelo (Ana)</w:t>
+      </w:r>
+    </w:p>
+    <w:p>
+      <w:pPr>
+        <w:numPr>
+          <w:ilvl w:val="0"/>
+          <w:numId w:val="56"/>
+        </w:numPr>
+      </w:pPr>
+      <w:r>
+        <w:t xml:space="preserve">Saia e entre como ana@construtoraexemplo.com. Abra o Daily › Obras › Galpão Logístico Rodovia › Abrir cronograma.</w:t>
+      </w:r>
+    </w:p>
+    <w:p>
+      <w:pPr>
+        <w:numPr>
+          <w:ilvl w:val="1"/>
+          <w:numId w:val="56"/>
+        </w:numPr>
+      </w:pPr>
+      <w:r>
+        <w:rPr>
+          <w:i/>
+          <w:iCs/>
+        </w:rPr>
+        <w:t xml:space="preserve">Esperado:</w:t>
+      </w:r>
+      <w:r>
+        <w:t xml:space="preserve"> o cronograma ainda não tem etapas e oferece Começar com um modelo.</w:t>
+      </w:r>
+    </w:p>
+    <w:p>
+      <w:pPr>
+        <w:numPr>
+          <w:ilvl w:val="0"/>
+          <w:numId w:val="56"/>
+        </w:numPr>
+      </w:pPr>
+      <w:r>
+        <w:t xml:space="preserve">Toque em Começar com um modelo e escolha “Galpão”.</w:t>
+      </w:r>
+    </w:p>
+    <w:p>
+      <w:pPr>
+        <w:numPr>
+          <w:ilvl w:val="1"/>
+          <w:numId w:val="56"/>
+        </w:numPr>
+      </w:pPr>
+      <w:r>
+        <w:rPr>
+          <w:i/>
+          <w:iCs/>
+        </w:rPr>
+        <w:t xml:space="preserve">Esperado:</w:t>
+      </w:r>
+      <w:r>
+        <w:t xml:space="preserve"> a janela mostra a prévia das etapas com as datas da obra.</w:t>
+      </w:r>
+    </w:p>
+    <w:p>
+      <w:pPr>
+        <w:numPr>
+          <w:ilvl w:val="0"/>
+          <w:numId w:val="56"/>
+        </w:numPr>
+      </w:pPr>
+      <w:r>
+        <w:t xml:space="preserve">Toque em Aplicar.</w:t>
+      </w:r>
+    </w:p>
+    <w:p>
+      <w:pPr>
+        <w:numPr>
+          <w:ilvl w:val="1"/>
+          <w:numId w:val="56"/>
+        </w:numPr>
+      </w:pPr>
+      <w:r>
+        <w:rPr>
+          <w:i/>
+          <w:iCs/>
+        </w:rPr>
+        <w:t xml:space="preserve">Esperado:</w:t>
+      </w:r>
+      <w:r>
+        <w:t xml:space="preserve"> o gráfico aparece com 6 etapas, e a primeira linha de base é salva.</w:t>
+      </w:r>
+    </w:p>
+    <w:p>
+      <w:pPr>
+        <w:rPr>
+          <w:b/>
+          <w:bCs/>
+        </w:rPr>
+      </w:pPr>
+      <w:r>
+        <w:rPr>
+          <w:b/>
+          <w:bCs/>
+        </w:rPr>
+        <w:t xml:space="preserve">Retorno</w:t>
+      </w:r>
+    </w:p>
+    <w:p>
+      <w:r>
+        <w:t xml:space="preserve">Marque cada parte e escreva o que aconteceu de diferente, o que ficou confuso ou o que faltou no seu dia a dia.</w:t>
+      </w:r>
+    </w:p>
+    <w:tbl>
+      <w:tblPr>
+        <w:tblStyle w:val="Tabelacomgrade"/>
+        <w:tblW w:w="8642" w:type="dxa"/>
+        <w:tblLook w:val="04A0" w:firstRow="1" w:lastRow="0" w:firstColumn="1" w:lastColumn="0" w:noHBand="0" w:noVBand="1"/>
+      </w:tblPr>
+      <w:tblGrid>
+        <w:gridCol w:w="345"/>
+        <w:gridCol w:w="2949"/>
+        <w:gridCol w:w="1441"/>
+        <w:gridCol w:w="3907"/>
+      </w:tblGrid>
+      <w:tr>
+        <w:tc>
+          <w:tcPr>
+            <w:tcW w:w="345" w:type="dxa"/>
+          </w:tcPr>
+          <w:p>
+            <w:pPr>
+              <w:spacing w:after="160" w:line="278" w:lineRule="auto"/>
+            </w:pPr>
+            <w:r>
+              <w:t xml:space="preserve">#</w:t>
+            </w:r>
+          </w:p>
+        </w:tc>
+        <w:tc>
+          <w:tcPr>
+            <w:tcW w:w="2949" w:type="dxa"/>
+          </w:tcPr>
+          <w:p>
+            <w:pPr>
+              <w:spacing w:after="160" w:line="278" w:lineRule="auto"/>
+            </w:pPr>
+            <w:r>
+              <w:t xml:space="preserve">Parte</w:t>
+            </w:r>
+          </w:p>
+        </w:tc>
+        <w:tc>
+          <w:tcPr>
+            <w:tcW w:w="1441" w:type="dxa"/>
+          </w:tcPr>
+          <w:p>
+            <w:pPr>
+              <w:spacing w:after="160" w:line="278" w:lineRule="auto"/>
+            </w:pPr>
+            <w:r>
+              <w:t xml:space="preserve">Funcionou?</w:t>
+            </w:r>
+          </w:p>
+        </w:tc>
+        <w:tc>
+          <w:tcPr>
+            <w:tcW w:w="3907" w:type="dxa"/>
+          </w:tcPr>
+          <w:p>
+            <w:pPr>
+              <w:spacing w:after="160" w:line="278" w:lineRule="auto"/>
+            </w:pPr>
+            <w:r>
+              <w:t xml:space="preserve">Comentário</w:t>
+            </w:r>
+          </w:p>
+        </w:tc>
+      </w:tr>
+      <w:tr>
+        <w:tc>
+          <w:tcPr>
+            <w:tcW w:w="345" w:type="dxa"/>
+          </w:tcPr>
+          <w:p>
+            <w:pPr>
+              <w:spacing w:after="160" w:line="278" w:lineRule="auto"/>
+            </w:pPr>
+            <w:r>
+              <w:t xml:space="preserve">1</w:t>
+            </w:r>
+          </w:p>
+        </w:tc>
+        <w:tc>
+          <w:tcPr>
+            <w:tcW w:w="2949" w:type="dxa"/>
+          </w:tcPr>
+          <w:p>
+            <w:pPr>
+              <w:spacing w:after="160" w:line="278" w:lineRule="auto"/>
+            </w:pPr>
+            <w:r>
+              <w:t xml:space="preserve">Modelos de etapas</w:t>
+            </w:r>
+          </w:p>
+        </w:tc>
+        <w:tc>
+          <w:tcPr>
+            <w:tcW w:w="1441" w:type="dxa"/>
+          </w:tcPr>
+          <w:p>
+            <w:pPr>
+              <w:spacing w:after="160" w:line="278" w:lineRule="auto"/>
+            </w:pPr>
+          </w:p>
+        </w:tc>
+        <w:tc>
+          <w:tcPr>
+            <w:tcW w:w="3907" w:type="dxa"/>
+          </w:tcPr>
+          <w:p>
+            <w:pPr>
+              <w:spacing w:after="160" w:line="278" w:lineRule="auto"/>
+            </w:pPr>
+          </w:p>
+        </w:tc>
+      </w:tr>
+      <w:tr>
+        <w:tc>
+          <w:tcPr>
+            <w:tcW w:w="345" w:type="dxa"/>
+          </w:tcPr>
+          <w:p>
+            <w:pPr>
+              <w:spacing w:after="160" w:line="278" w:lineRule="auto"/>
+            </w:pPr>
+            <w:r>
+              <w:t xml:space="preserve">2</w:t>
+            </w:r>
+          </w:p>
+        </w:tc>
+        <w:tc>
+          <w:tcPr>
+            <w:tcW w:w="2949" w:type="dxa"/>
+          </w:tcPr>
+          <w:p>
+            <w:pPr>
+              <w:spacing w:after="160" w:line="278" w:lineRule="auto"/>
+            </w:pPr>
+            <w:r>
+              <w:t xml:space="preserve">Nova obra</w:t>
+            </w:r>
+          </w:p>
+        </w:tc>
+        <w:tc>
+          <w:tcPr>
+            <w:tcW w:w="1441" w:type="dxa"/>
+          </w:tcPr>
+          <w:p>
+            <w:pPr>
+              <w:spacing w:after="160" w:line="278" w:lineRule="auto"/>
+            </w:pPr>
+          </w:p>
+        </w:tc>
+        <w:tc>
+          <w:tcPr>
+            <w:tcW w:w="3907" w:type="dxa"/>
+          </w:tcPr>
+          <w:p>
+            <w:pPr>
+              <w:spacing w:after="160" w:line="278" w:lineRule="auto"/>
+            </w:pPr>
+          </w:p>
+        </w:tc>
+      </w:tr>
+      <w:tr>
+        <w:tc>
+          <w:tcPr>
+            <w:tcW w:w="345" w:type="dxa"/>
+          </w:tcPr>
+          <w:p>
+            <w:pPr>
+              <w:spacing w:after="160" w:line="278" w:lineRule="auto"/>
+            </w:pPr>
+            <w:r>
+              <w:t xml:space="preserve">3</w:t>
+            </w:r>
+          </w:p>
+        </w:tc>
+        <w:tc>
+          <w:tcPr>
+            <w:tcW w:w="2949" w:type="dxa"/>
+          </w:tcPr>
+          <w:p>
+            <w:pPr>
+              <w:spacing w:after="160" w:line="278" w:lineRule="auto"/>
+            </w:pPr>
+            <w:r>
+              <w:t xml:space="preserve">Cronograma da obra nova</w:t>
+            </w:r>
+          </w:p>
+        </w:tc>
+        <w:tc>
+          <w:tcPr>
+            <w:tcW w:w="1441" w:type="dxa"/>
+          </w:tcPr>
+          <w:p>
+            <w:pPr>
+              <w:spacing w:after="160" w:line="278" w:lineRule="auto"/>
+            </w:pPr>
+          </w:p>
+        </w:tc>
+        <w:tc>
+          <w:tcPr>
+            <w:tcW w:w="3907" w:type="dxa"/>
+          </w:tcPr>
+          <w:p>
+            <w:pPr>
+              <w:spacing w:after="160" w:line="278" w:lineRule="auto"/>
+            </w:pPr>
+          </w:p>
+        </w:tc>
+      </w:tr>
+      <w:tr>
+        <w:tc>
+          <w:tcPr>
+            <w:tcW w:w="345" w:type="dxa"/>
+          </w:tcPr>
+          <w:p>
+            <w:pPr>
+              <w:spacing w:after="160" w:line="278" w:lineRule="auto"/>
+            </w:pPr>
+            <w:r>
+              <w:t xml:space="preserve">4</w:t>
+            </w:r>
+          </w:p>
+        </w:tc>
+        <w:tc>
+          <w:tcPr>
+            <w:tcW w:w="2949" w:type="dxa"/>
+          </w:tcPr>
+          <w:p>
+            <w:pPr>
+              <w:spacing w:after="160" w:line="278" w:lineRule="auto"/>
+            </w:pPr>
+            <w:r>
+              <w:t xml:space="preserve">O que o campo vê</w:t>
+            </w:r>
+          </w:p>
+        </w:tc>
+        <w:tc>
+          <w:tcPr>
+            <w:tcW w:w="1441" w:type="dxa"/>
+          </w:tcPr>
+          <w:p>
+            <w:pPr>
+              <w:spacing w:after="160" w:line="278" w:lineRule="auto"/>
+            </w:pPr>
+          </w:p>
+        </w:tc>
+        <w:tc>
+          <w:tcPr>
+            <w:tcW w:w="3907" w:type="dxa"/>
+          </w:tcPr>
+          <w:p>
+            <w:pPr>
+              <w:spacing w:after="160" w:line="278" w:lineRule="auto"/>
+            </w:pPr>
+          </w:p>
+        </w:tc>
+      </w:tr>
+      <w:tr>
+        <w:tc>
+          <w:tcPr>
+            <w:tcW w:w="345" w:type="dxa"/>
+          </w:tcPr>
+          <w:p>
+            <w:pPr>
+              <w:spacing w:after="160" w:line="278" w:lineRule="auto"/>
+            </w:pPr>
+            <w:r>
+              <w:t xml:space="preserve">5</w:t>
+            </w:r>
+          </w:p>
+        </w:tc>
+        <w:tc>
+          <w:tcPr>
+            <w:tcW w:w="2949" w:type="dxa"/>
+          </w:tcPr>
+          <w:p>
+            <w:pPr>
+              <w:spacing w:after="160" w:line="278" w:lineRule="auto"/>
+            </w:pPr>
+            <w:r>
+              <w:t xml:space="preserve">Pausar a obra e projeto ganho</w:t>
+            </w:r>
+          </w:p>
+        </w:tc>
+        <w:tc>
+          <w:tcPr>
+            <w:tcW w:w="1441" w:type="dxa"/>
+          </w:tcPr>
+          <w:p>
+            <w:pPr>
+              <w:spacing w:after="160" w:line="278" w:lineRule="auto"/>
+            </w:pPr>
+          </w:p>
+        </w:tc>
+        <w:tc>
+          <w:tcPr>
+            <w:tcW w:w="3907" w:type="dxa"/>
+          </w:tcPr>
+          <w:p>
+            <w:pPr>
+              <w:spacing w:after="160" w:line="278" w:lineRule="auto"/>
+            </w:pPr>
+          </w:p>
+        </w:tc>
+      </w:tr>
+      <w:tr>
+        <w:tc>
+          <w:tcPr>
+            <w:tcW w:w="345" w:type="dxa"/>
+          </w:tcPr>
+          <w:p>
+            <w:pPr>
+              <w:spacing w:after="160" w:line="278" w:lineRule="auto"/>
+            </w:pPr>
+            <w:r>
+              <w:t xml:space="preserve">6</w:t>
+            </w:r>
+          </w:p>
+        </w:tc>
+        <w:tc>
+          <w:tcPr>
+            <w:tcW w:w="2949" w:type="dxa"/>
+          </w:tcPr>
+          <w:p>
+            <w:pPr>
+              <w:spacing w:after="160" w:line="278" w:lineRule="auto"/>
+            </w:pPr>
+            <w:r>
+              <w:t xml:space="preserve">Começar um cronograma por um modelo</w:t>
+            </w:r>
+          </w:p>
+        </w:tc>
+        <w:tc>
+          <w:tcPr>
+            <w:tcW w:w="1441" w:type="dxa"/>
+          </w:tcPr>
+          <w:p>
+            <w:pPr>
+              <w:spacing w:after="160" w:line="278" w:lineRule="auto"/>
+            </w:pPr>
+          </w:p>
+        </w:tc>
+        <w:tc>
+          <w:tcPr>
+            <w:tcW w:w="3907" w:type="dxa"/>
+          </w:tcPr>
+          <w:p>
+            <w:pPr>
+              <w:spacing w:after="160" w:line="278" w:lineRule="auto"/>
+            </w:pPr>
+          </w:p>
+        </w:tc>
+      </w:tr>
+    </w:tbl>
+    <w:p>
+      <w:r>
+        <w:rPr>
+          <w:b/>
+          <w:bCs/>
+        </w:rPr>
+        <w:t xml:space="preserve">Avaliação geral:</w:t>
+      </w:r>
+      <w:r>
+        <w:t xml:space="preserve"> os campos do cadastro são os que você precisa para abrir uma obra? Falta algum (número do contrato, valor, gerente da obra…)? Os modelos de etapas ajudam a começar o cronograma?</w:t>
+      </w:r>
+    </w:p>
+    <w:p>
+      <w:pPr>
+        <w:rPr>
+          <w:b/>
+          <w:bCs/>
+        </w:rPr>
+      </w:pPr>
+      <w:r>
+        <w:rPr>
+          <w:b/>
+          <w:bCs/>
+        </w:rPr>
+        <w:t xml:space="preserve">Limitações conhecidas</w:t>
+      </w:r>
+    </w:p>
+    <w:p>
+      <w:r>
+        <w:t xml:space="preserve">Estes pontos já estão anotados e não precisam entrar no retorno:</w:t>
+      </w:r>
+    </w:p>
+    <w:p>
+      <w:pPr>
+        <w:numPr>
+          <w:ilvl w:val="0"/>
+          <w:numId w:val="13"/>
+        </w:numPr>
+      </w:pPr>
+      <w:r>
+        <w:rPr>
+          <w:b/>
+          <w:bCs/>
+        </w:rPr>
+        <w:t xml:space="preserve">Idioma:</w:t>
+      </w:r>
+      <w:r>
+        <w:t xml:space="preserve"> o protótipo abre em inglês, com a opção de português (botão PT | EN). Os nomes dos dados de exemplo mudam conforme o idioma.</w:t>
+      </w:r>
+    </w:p>
+    <w:p>
+      <w:pPr>
+        <w:numPr>
+          <w:ilvl w:val="0"/>
+          <w:numId w:val="13"/>
+        </w:numPr>
+      </w:pPr>
+      <w:r>
+        <w:rPr>
+          <w:b/>
+          <w:bCs/>
+        </w:rPr>
+        <w:t xml:space="preserve">Busca do endereço no mapa:</w:t>
+      </w:r>
+      <w:r>
+        <w:t xml:space="preserve"> ainda não existe; marque com um clique ou com a localização atual.</w:t>
+      </w:r>
+    </w:p>
+    <w:p>
+      <w:pPr>
+        <w:numPr>
+          <w:ilvl w:val="0"/>
+          <w:numId w:val="13"/>
+        </w:numPr>
+      </w:pPr>
+      <w:r>
+        <w:rPr>
+          <w:b/>
+          <w:bCs/>
+        </w:rPr>
+        <w:t xml:space="preserve">Orçamento da obra:</w:t>
+      </w:r>
+      <w:r>
+        <w:t xml:space="preserve"> continua em Crew › Custos, e não no cadastro.</w:t>
+      </w:r>
+    </w:p>
+    <w:p>
+      <w:pPr>
+        <w:numPr>
+          <w:ilvl w:val="0"/>
+          <w:numId w:val="13"/>
+        </w:numPr>
+      </w:pPr>
+      <w:r>
+        <w:rPr>
+          <w:b/>
+          <w:bCs/>
+        </w:rPr>
+        <w:t xml:space="preserve">Convite da construtora para a prestadora</w:t>
+      </w:r>
+      <w:r>
+        <w:t xml:space="preserve"> (obra ligada): vem com o banco de dados. No protótipo, a ligação vem nos dados de exemplo.</w:t>
       </w:r>
     </w:p>
     <w:sectPr>
@@ -15252,6 +16880,42 @@
     </w:lvlOverride>
   </w:num>
   <w:num w:numId="50">
+    <w:abstractNumId w:val="9"/>
+    <w:lvlOverride w:ilvl="0">
+      <w:startOverride w:val="1"/>
+    </w:lvlOverride>
+  </w:num>
+  <w:num w:numId="51">
+    <w:abstractNumId w:val="9"/>
+    <w:lvlOverride w:ilvl="0">
+      <w:startOverride w:val="1"/>
+    </w:lvlOverride>
+  </w:num>
+  <w:num w:numId="52">
+    <w:abstractNumId w:val="9"/>
+    <w:lvlOverride w:ilvl="0">
+      <w:startOverride w:val="1"/>
+    </w:lvlOverride>
+  </w:num>
+  <w:num w:numId="53">
+    <w:abstractNumId w:val="9"/>
+    <w:lvlOverride w:ilvl="0">
+      <w:startOverride w:val="1"/>
+    </w:lvlOverride>
+  </w:num>
+  <w:num w:numId="54">
+    <w:abstractNumId w:val="9"/>
+    <w:lvlOverride w:ilvl="0">
+      <w:startOverride w:val="1"/>
+    </w:lvlOverride>
+  </w:num>
+  <w:num w:numId="55">
+    <w:abstractNumId w:val="9"/>
+    <w:lvlOverride w:ilvl="0">
+      <w:startOverride w:val="1"/>
+    </w:lvlOverride>
+  </w:num>
+  <w:num w:numId="56">
     <w:abstractNumId w:val="9"/>
     <w:lvlOverride w:ilvl="0">
       <w:startOverride w:val="1"/>

--- a/manual/KORbuild_Manual_de_teste.docx
+++ b/manual/KORbuild_Manual_de_teste.docx
@@ -45,7 +45,7 @@
           <w:rPr>
             <w:rStyle w:val="Hyperlink"/>
           </w:rPr>
-          <w:t>https://nardacci.github.io/KORbuildtech/</w:t>
+          <w:t>https://nardacci.github.io/KORbuildtech/?demo</w:t>
         </w:r>
       </w:hyperlink>
     </w:p>
@@ -1676,7 +1676,7 @@
           <w:rPr>
             <w:rStyle w:val="Hyperlink"/>
           </w:rPr>
-          <w:t>https://nardacci.github.io/KORbuildtech/</w:t>
+          <w:t>https://nardacci.github.io/KORbuildtech/?demo</w:t>
         </w:r>
       </w:hyperlink>
     </w:p>
@@ -6160,7 +6160,7 @@
           <w:rPr>
             <w:rStyle w:val="Hyperlink"/>
           </w:rPr>
-          <w:t>https://nardacci.github.io/KORbuildtech/</w:t>
+          <w:t>https://nardacci.github.io/KORbuildtech/?demo</w:t>
         </w:r>
       </w:hyperlink>
     </w:p>
@@ -8188,7 +8188,7 @@
           <w:rPr>
             <w:rStyle w:val="Hyperlink"/>
           </w:rPr>
-          <w:t>https://nardacci.github.io/KORbuildtech/</w:t>
+          <w:t>https://nardacci.github.io/KORbuildtech/?demo</w:t>
         </w:r>
       </w:hyperlink>
     </w:p>
@@ -9845,7 +9845,7 @@
           <w:rPr>
             <w:rStyle w:val="Hyperlink"/>
           </w:rPr>
-          <w:t>https://nardacci.github.io/KORbuildtech/</w:t>
+          <w:t>https://nardacci.github.io/KORbuildtech/?demo</w:t>
         </w:r>
       </w:hyperlink>
     </w:p>

--- a/manual/KORbuild_Manual_de_teste.docx
+++ b/manual/KORbuild_Manual_de_teste.docx
@@ -78,7 +78,7 @@
     </w:p>
     <w:p>
       <w:r>
-        <w:t>Usuários de teste (empresa Construtora Exemplo, sem senha):</w:t>
+        <w:t>Usuários de teste (sem senha; a Ana é da Construtora Exemplo, os demais da Ridgeline Concrete &amp; Masonry):</w:t>
       </w:r>
     </w:p>
     <w:tbl>
@@ -185,7 +185,7 @@
               <w:spacing w:after="160" w:line="278" w:lineRule="auto"/>
             </w:pPr>
             <w:r>
-              <w:t>carlos@construtoraexemplo.com</w:t>
+              <w:t>carlos@estruturaexemplo.com</w:t>
             </w:r>
           </w:p>
         </w:tc>
@@ -342,7 +342,7 @@
         </w:numPr>
       </w:pPr>
       <w:r>
-        <w:t>Entre como carlos@construtoraexemplo.com e abra o Daily.</w:t>
+        <w:t>Entre como carlos@estruturaexemplo.com e abra o Daily.</w:t>
       </w:r>
     </w:p>
     <w:p>
@@ -1709,7 +1709,7 @@
     </w:p>
     <w:p>
       <w:r>
-        <w:t>Usuários de teste (empresa Construtora Exemplo, sem senha):</w:t>
+        <w:t>Usuários de teste (sem senha; a Ana é da Construtora Exemplo, os demais da Ridgeline Concrete &amp; Masonry):</w:t>
       </w:r>
     </w:p>
     <w:tbl>
@@ -1816,7 +1816,7 @@
               <w:spacing w:after="160" w:line="278" w:lineRule="auto"/>
             </w:pPr>
             <w:r>
-              <w:t>carlos@construtoraexemplo.com</w:t>
+              <w:t>carlos@estruturaexemplo.com</w:t>
             </w:r>
           </w:p>
         </w:tc>
@@ -1860,7 +1860,7 @@
               <w:spacing w:after="160" w:line="278" w:lineRule="auto"/>
             </w:pPr>
             <w:r>
-              <w:t>diego@construtoraexemplo.com</w:t>
+              <w:t>diego@estruturaexemplo.com</w:t>
             </w:r>
           </w:p>
         </w:tc>
@@ -1890,7 +1890,7 @@
               <w:spacing w:after="160" w:line="278" w:lineRule="auto"/>
             </w:pPr>
             <w:r>
-              <w:t>Ana Ribeiro, administradora</w:t>
+              <w:t>Sandra Lopes, administradora da Ridgeline</w:t>
             </w:r>
           </w:p>
         </w:tc>
@@ -1904,7 +1904,7 @@
               <w:spacing w:after="160" w:line="278" w:lineRule="auto"/>
             </w:pPr>
             <w:r>
-              <w:t>ana@construtoraexemplo.com</w:t>
+              <w:t>sandra@estruturaexemplo.com</w:t>
             </w:r>
           </w:p>
         </w:tc>
@@ -2015,7 +2015,7 @@
         </w:numPr>
       </w:pPr>
       <w:r>
-        <w:t xml:space="preserve">Entre como carlos@construtoraexemplo.com, abra o </w:t>
+        <w:t xml:space="preserve">Entre como carlos@estruturaexemplo.com, abra o </w:t>
       </w:r>
       <w:proofErr w:type="spellStart"/>
       <w:r>
@@ -2191,7 +2191,7 @@
         </w:numPr>
       </w:pPr>
       <w:r>
-        <w:t>Saia e entre como diego@construtoraexemplo.com.</w:t>
+        <w:t>Saia e entre como diego@estruturaexemplo.com.</w:t>
       </w:r>
     </w:p>
     <w:p>
@@ -2265,7 +2265,7 @@
         </w:numPr>
       </w:pPr>
       <w:r>
-        <w:t xml:space="preserve">Saia e entre como ana@construtoraexemplo.com no mesmo aparelho (ou no computador, para ver só os dados de exemplo). Abra o </w:t>
+        <w:t xml:space="preserve">Saia e entre como sandra@estruturaexemplo.com no mesmo aparelho (ou no computador, para ver só os dados de exemplo). Abra o </w:t>
       </w:r>
       <w:proofErr w:type="spellStart"/>
       <w:r>
@@ -6320,7 +6320,7 @@
               <w:spacing w:after="160" w:line="278" w:lineRule="auto"/>
             </w:pPr>
             <w:r>
-              <w:t>Ana Ribeiro, administradora</w:t>
+              <w:t>Sandra Lopes, administradora da Ridgeline</w:t>
             </w:r>
           </w:p>
         </w:tc>
@@ -6334,7 +6334,7 @@
               <w:spacing w:after="160" w:line="278" w:lineRule="auto"/>
             </w:pPr>
             <w:r>
-              <w:t>ana@construtoraexemplo.com</w:t>
+              <w:t>sandra@estruturaexemplo.com</w:t>
             </w:r>
           </w:p>
         </w:tc>
@@ -6379,7 +6379,7 @@
               <w:spacing w:after="160" w:line="278" w:lineRule="auto"/>
             </w:pPr>
             <w:r>
-              <w:t>marcia@construtoraexemplo.com</w:t>
+              <w:t>marcia@estruturaexemplo.com</w:t>
             </w:r>
           </w:p>
         </w:tc>
@@ -6423,7 +6423,7 @@
               <w:spacing w:after="160" w:line="278" w:lineRule="auto"/>
             </w:pPr>
             <w:r>
-              <w:t>diego@construtoraexemplo.com</w:t>
+              <w:t>diego@estruturaexemplo.com</w:t>
             </w:r>
           </w:p>
         </w:tc>
@@ -6549,7 +6549,7 @@
           <w:b/>
           <w:bCs/>
         </w:rPr>
-        <w:t>ana@construtoraexemplo.com</w:t>
+        <w:t>sandra@estruturaexemplo.com</w:t>
       </w:r>
       <w:r>
         <w:t xml:space="preserve"> e abra </w:t>
@@ -7259,7 +7259,7 @@
           <w:b/>
           <w:bCs/>
         </w:rPr>
-        <w:t>marcia@construtoraexemplo.com</w:t>
+        <w:t>marcia@estruturaexemplo.com</w:t>
       </w:r>
       <w:r>
         <w:t xml:space="preserve"> (gestora).</w:t>
@@ -7316,7 +7316,7 @@
           <w:b/>
           <w:bCs/>
         </w:rPr>
-        <w:t>diego@construtoraexemplo.com</w:t>
+        <w:t>diego@estruturaexemplo.com</w:t>
       </w:r>
       <w:r>
         <w:t xml:space="preserve"> (trabalhador).</w:t>
@@ -10856,7 +10856,7 @@
         </w:numPr>
       </w:pPr>
       <w:r>
-        <w:t xml:space="preserve">Saia e entre como ana@construtoraexemplo.com. Abra o Daily › Obras › Galpão Logístico Rodovia › Abrir cronograma.</w:t>
+        <w:t xml:space="preserve">Saia e entre como sandra@estruturaexemplo.com. Abra o Daily › Obras › Galpão Logístico Rodovia › Abrir cronograma.</w:t>
       </w:r>
     </w:p>
     <w:p>
